--- a/fåglar/Björnideforsen C prioriterade fågelarter.docx
+++ b/fåglar/Björnideforsen C prioriterade fågelarter.docx
@@ -36,6 +36,7 @@
           <w:b/>
           <w:bCs/>
         </w:rPr>
+        <w:t>Norrbottens län</w:t>
       </w:r>
     </w:p>
     <w:bookmarkEnd w:id="0"/>
@@ -81,7 +82,7 @@
         <w:t xml:space="preserve"> av </w:t>
       </w:r>
       <w:r>
-        <w:t>lavskrika, spillkråka, talltita, tjäder och tretåig hackspett</w:t>
+        <w:t>lavskrika, spillkråka, talltita och tretåig hackspett</w:t>
       </w:r>
       <w:r>
         <w:t xml:space="preserve">. </w:t>
@@ -216,7 +217,7 @@
           <w:rFonts w:asciiTheme="minorHAnsi" w:hAnsiTheme="minorHAnsi" w:cstheme="minorBidi"/>
           <w:lang w:eastAsia="en-US"/>
         </w:rPr>
-        <w:t>lavskrika, spillkråka, talltita, tjäder och tretåig hackspett</w:t>
+        <w:t>lavskrika, spillkråka, talltita och tretåig hackspett</w:t>
       </w:r>
       <w:r>
         <w:rPr>
@@ -518,7 +519,7 @@
     <w:p/>
     <w:p>
       <w:r>
-        <w:t>2024-08-04</w:t>
+        <w:t>2026-07-12</w:t>
       </w:r>
       <w:r>
         <w:t xml:space="preserve"> </w:t>

--- a/fåglar/Björnideforsen C prioriterade fågelarter.docx
+++ b/fåglar/Björnideforsen C prioriterade fågelarter.docx
@@ -519,7 +519,7 @@
     <w:p/>
     <w:p>
       <w:r>
-        <w:t>2026-07-12</w:t>
+        <w:t>2026-07-13</w:t>
       </w:r>
       <w:r>
         <w:t xml:space="preserve"> </w:t>

--- a/fåglar/Björnideforsen C prioriterade fågelarter.docx
+++ b/fåglar/Björnideforsen C prioriterade fågelarter.docx
@@ -519,7 +519,7 @@
     <w:p/>
     <w:p>
       <w:r>
-        <w:t>2026-07-13</w:t>
+        <w:t>2026-07-14</w:t>
       </w:r>
       <w:r>
         <w:t xml:space="preserve"> </w:t>

--- a/fåglar/Björnideforsen C prioriterade fågelarter.docx
+++ b/fåglar/Björnideforsen C prioriterade fågelarter.docx
@@ -519,7 +519,7 @@
     <w:p/>
     <w:p>
       <w:r>
-        <w:t>2026-07-14</w:t>
+        <w:t>2026-07-15</w:t>
       </w:r>
       <w:r>
         <w:t xml:space="preserve"> </w:t>

--- a/fåglar/Björnideforsen C prioriterade fågelarter.docx
+++ b/fåglar/Björnideforsen C prioriterade fågelarter.docx
@@ -519,7 +519,7 @@
     <w:p/>
     <w:p>
       <w:r>
-        <w:t>2026-07-15</w:t>
+        <w:t>2026-07-16</w:t>
       </w:r>
       <w:r>
         <w:t xml:space="preserve"> </w:t>

--- a/fåglar/Björnideforsen C prioriterade fågelarter.docx
+++ b/fåglar/Björnideforsen C prioriterade fågelarter.docx
@@ -519,7 +519,7 @@
     <w:p/>
     <w:p>
       <w:r>
-        <w:t>2026-07-16</w:t>
+        <w:t>2026-07-17</w:t>
       </w:r>
       <w:r>
         <w:t xml:space="preserve"> </w:t>

--- a/fåglar/Björnideforsen C prioriterade fågelarter.docx
+++ b/fåglar/Björnideforsen C prioriterade fågelarter.docx
@@ -519,7 +519,7 @@
     <w:p/>
     <w:p>
       <w:r>
-        <w:t>2026-07-17</w:t>
+        <w:t>2026-07-18</w:t>
       </w:r>
       <w:r>
         <w:t xml:space="preserve"> </w:t>

--- a/fåglar/Björnideforsen C prioriterade fågelarter.docx
+++ b/fåglar/Björnideforsen C prioriterade fågelarter.docx
@@ -519,7 +519,7 @@
     <w:p/>
     <w:p>
       <w:r>
-        <w:t>2026-07-18</w:t>
+        <w:t>2026-07-19</w:t>
       </w:r>
       <w:r>
         <w:t xml:space="preserve"> </w:t>

--- a/fåglar/Björnideforsen C prioriterade fågelarter.docx
+++ b/fåglar/Björnideforsen C prioriterade fågelarter.docx
@@ -519,7 +519,7 @@
     <w:p/>
     <w:p>
       <w:r>
-        <w:t>2026-07-19</w:t>
+        <w:t>2026-07-20</w:t>
       </w:r>
       <w:r>
         <w:t xml:space="preserve"> </w:t>
